--- a/src/OpenXmlHtml.Tests/WordHeaderFooterTests.FormattedHeader.Net.verified.docx
+++ b/src/OpenXmlHtml.Tests/WordHeaderFooterTests.FormattedHeader.Net.verified.docx
@@ -29,14 +29,16 @@
         <w:insideH w:val="none" w:sz="0" w:space="0"/>
         <w:insideV w:val="none" w:sz="0" w:space="0"/>
       </w:tblBorders>
+      <w:tblLayout w:type="fixed"/>
     </w:tblPr>
     <w:tblGrid>
-      <w:gridCol/>
-      <w:gridCol/>
+      <w:gridCol w:w="5000"/>
+      <w:gridCol w:w="5000"/>
     </w:tblGrid>
     <w:tr>
       <w:tc>
         <w:tcPr>
+          <w:tcW w:w="5000" w:type="dxa"/>
           <w:tcBorders/>
         </w:tcPr>
         <w:p>
@@ -50,6 +52,7 @@
       </w:tc>
       <w:tc>
         <w:tcPr>
+          <w:tcW w:w="5000" w:type="dxa"/>
           <w:tcBorders/>
         </w:tcPr>
         <w:p>

--- a/src/OpenXmlHtml.Tests/WordHeaderFooterTests.FormattedHeader.Net.verified.docx
+++ b/src/OpenXmlHtml.Tests/WordHeaderFooterTests.FormattedHeader.Net.verified.docx
@@ -8,9 +8,9 @@
       </w:r>
     </w:p>
     <w:sectPr>
+      <w:headerReference xmlns:r="http://schemas.openxmlformats.org/officeDocument/2006/relationships" w:type="default" r:id="DeterministicId1"/>
       <w:pgSz w:w="11906" w:h="16838"/>
       <w:pgMar w:top="1440" w:right="1440" w:bottom="1440" w:left="1440" w:header="720" w:footer="720" w:gutter="0"/>
-      <w:headerReference xmlns:r="http://schemas.openxmlformats.org/officeDocument/2006/relationships" w:type="default" r:id="DeterministicId1"/>
     </w:sectPr>
   </w:body>
 </w:document>
